--- a/01.Documentation/01.Diseño/Tabla de Protecciones Rover 1K.docx
+++ b/01.Documentation/01.Diseño/Tabla de Protecciones Rover 1K.docx
@@ -1,23 +1,18 @@
 
 <file path=word/document.xml><?xml version="1.0" encoding="utf-8"?>
-<w:document xmlns:wpc="http://schemas.microsoft.com/office/word/2010/wordprocessingCanvas" xmlns:cx="http://schemas.microsoft.com/office/drawing/2014/chartex" xmlns:cx1="http://schemas.microsoft.com/office/drawing/2015/9/8/chartex" xmlns:cx2="http://schemas.microsoft.com/office/drawing/2015/10/21/chartex" xmlns:cx3="http://schemas.microsoft.com/office/drawing/2016/5/9/chartex" xmlns:cx4="http://schemas.microsoft.com/office/drawing/2016/5/10/chartex" xmlns:cx5="http://schemas.microsoft.com/office/drawing/2016/5/11/chartex" xmlns:cx6="http://schemas.microsoft.com/office/drawing/2016/5/12/chartex" xmlns:cx7="http://schemas.microsoft.com/office/drawing/2016/5/13/chartex" xmlns:cx8="http://schemas.microsoft.com/office/drawing/2016/5/14/chartex" xmlns:mc="http://schemas.openxmlformats.org/markup-compatibility/2006" xmlns:aink="http://schemas.microsoft.com/office/drawing/2016/ink" xmlns:am3d="http://schemas.microsoft.com/office/drawing/2017/model3d" xmlns:o="urn:schemas-microsoft-com:office:office" xmlns:oel="http://schemas.microsoft.com/office/2019/extlst" xmlns:r="http://schemas.openxmlformats.org/officeDocument/2006/relationships" xmlns:m="http://schemas.openxmlformats.org/officeDocument/2006/math" xmlns:v="urn:schemas-microsoft-com:vml" xmlns:wp14="http://schemas.microsoft.com/office/word/2010/wordprocessingDrawing" xmlns:wp="http://schemas.openxmlformats.org/drawingml/2006/wordprocessingDrawing" xmlns:w10="urn:schemas-microsoft-com:office:word" xmlns:w="http://schemas.openxmlformats.org/wordprocessingml/2006/main" xmlns:w14="http://schemas.microsoft.com/office/word/2010/wordml" xmlns:w15="http://schemas.microsoft.com/office/word/2012/wordml" xmlns:w16cex="http://schemas.microsoft.com/office/word/2018/wordml/cex" xmlns:w16cid="http://schemas.microsoft.com/office/word/2016/wordml/cid" xmlns:w16="http://schemas.microsoft.com/office/word/2018/wordml" xmlns:w16sdtdh="http://schemas.microsoft.com/office/word/2020/wordml/sdtdatahash" xmlns:w16se="http://schemas.microsoft.com/office/word/2015/wordml/symex" xmlns:wpg="http://schemas.microsoft.com/office/word/2010/wordprocessingGroup" xmlns:wpi="http://schemas.microsoft.com/office/word/2010/wordprocessingInk" xmlns:wne="http://schemas.microsoft.com/office/word/2006/wordml" xmlns:wps="http://schemas.microsoft.com/office/word/2010/wordprocessingShape" mc:Ignorable="w14 w15 w16se w16cid w16 w16cex w16sdtdh wp14">
+<w:document xmlns:wpc="http://schemas.microsoft.com/office/word/2010/wordprocessingCanvas" xmlns:cx="http://schemas.microsoft.com/office/drawing/2014/chartex" xmlns:cx1="http://schemas.microsoft.com/office/drawing/2015/9/8/chartex" xmlns:cx2="http://schemas.microsoft.com/office/drawing/2015/10/21/chartex" xmlns:cx3="http://schemas.microsoft.com/office/drawing/2016/5/9/chartex" xmlns:cx4="http://schemas.microsoft.com/office/drawing/2016/5/10/chartex" xmlns:cx5="http://schemas.microsoft.com/office/drawing/2016/5/11/chartex" xmlns:cx6="http://schemas.microsoft.com/office/drawing/2016/5/12/chartex" xmlns:cx7="http://schemas.microsoft.com/office/drawing/2016/5/13/chartex" xmlns:cx8="http://schemas.microsoft.com/office/drawing/2016/5/14/chartex" xmlns:mc="http://schemas.openxmlformats.org/markup-compatibility/2006" xmlns:aink="http://schemas.microsoft.com/office/drawing/2016/ink" xmlns:am3d="http://schemas.microsoft.com/office/drawing/2017/model3d" xmlns:o="urn:schemas-microsoft-com:office:office" xmlns:oel="http://schemas.microsoft.com/office/2019/extlst" xmlns:r="http://schemas.openxmlformats.org/officeDocument/2006/relationships" xmlns:m="http://schemas.openxmlformats.org/officeDocument/2006/math" xmlns:v="urn:schemas-microsoft-com:vml" xmlns:wp14="http://schemas.microsoft.com/office/word/2010/wordprocessingDrawing" xmlns:wp="http://schemas.openxmlformats.org/drawingml/2006/wordprocessingDrawing" xmlns:w10="urn:schemas-microsoft-com:office:word" xmlns:w="http://schemas.openxmlformats.org/wordprocessingml/2006/main" xmlns:w14="http://schemas.microsoft.com/office/word/2010/wordml" xmlns:w15="http://schemas.microsoft.com/office/word/2012/wordml" xmlns:w16cex="http://schemas.microsoft.com/office/word/2018/wordml/cex" xmlns:w16cid="http://schemas.microsoft.com/office/word/2016/wordml/cid" xmlns:w16="http://schemas.microsoft.com/office/word/2018/wordml" xmlns:w16du="http://schemas.microsoft.com/office/word/2023/wordml/word16du" xmlns:w16sdtdh="http://schemas.microsoft.com/office/word/2020/wordml/sdtdatahash" xmlns:w16sdtfl="http://schemas.microsoft.com/office/word/2024/wordml/sdtformatlock" xmlns:w16se="http://schemas.microsoft.com/office/word/2015/wordml/symex" xmlns:wpg="http://schemas.microsoft.com/office/word/2010/wordprocessingGroup" xmlns:wpi="http://schemas.microsoft.com/office/word/2010/wordprocessingInk" xmlns:wne="http://schemas.microsoft.com/office/word/2006/wordml" xmlns:wps="http://schemas.microsoft.com/office/word/2010/wordprocessingShape" mc:Ignorable="w14 w15 w16se w16cid w16 w16cex w16sdtdh w16sdtfl w16du wp14">
   <w:body>
     <w:p>
       <w:pPr>
-        <w:pStyle w:val="Ttulo"/>
+        <w:pStyle w:val="Title"/>
       </w:pPr>
       <w:r>
         <w:t>Tabla de Protecciones Rover 1K</w:t>
       </w:r>
     </w:p>
     <w:p>
-      <w:proofErr w:type="spellStart"/>
-      <w:r>
-        <w:t>Health</w:t>
-      </w:r>
-      <w:proofErr w:type="spellEnd"/>
-      <w:r>
-        <w:t xml:space="preserve"> Monitor</w:t>
+      <w:r>
+        <w:t>Health Monitor</w:t>
       </w:r>
     </w:p>
     <w:p>
@@ -53,7 +48,14 @@
         <w:rPr>
           <w:lang w:val="en-US"/>
         </w:rPr>
-        <w:t>,dec,l</w:t>
+        <w:t>,</w:t>
+      </w:r>
+      <w:proofErr w:type="gramStart"/>
+      <w:r>
+        <w:rPr>
+          <w:lang w:val="en-US"/>
+        </w:rPr>
+        <w:t>dec,l</w:t>
       </w:r>
       <w:r>
         <w:rPr>
@@ -62,6 +64,7 @@
         <w:t>im</w:t>
       </w:r>
       <w:proofErr w:type="spellEnd"/>
+      <w:proofErr w:type="gramEnd"/>
       <w:r>
         <w:rPr>
           <w:lang w:val="en-US"/>
@@ -71,7 +74,7 @@
     </w:p>
     <w:p>
       <w:pPr>
-        <w:pStyle w:val="Prrafodelista"/>
+        <w:pStyle w:val="ListParagraph"/>
         <w:numPr>
           <w:ilvl w:val="0"/>
           <w:numId w:val="1"/>
@@ -100,7 +103,7 @@
     </w:p>
     <w:p>
       <w:pPr>
-        <w:pStyle w:val="Prrafodelista"/>
+        <w:pStyle w:val="ListParagraph"/>
         <w:numPr>
           <w:ilvl w:val="0"/>
           <w:numId w:val="1"/>
@@ -131,7 +134,7 @@
     </w:p>
     <w:p>
       <w:pPr>
-        <w:pStyle w:val="Prrafodelista"/>
+        <w:pStyle w:val="ListParagraph"/>
         <w:numPr>
           <w:ilvl w:val="0"/>
           <w:numId w:val="1"/>
@@ -159,7 +162,7 @@
     </w:p>
     <w:p>
       <w:pPr>
-        <w:pStyle w:val="Prrafodelista"/>
+        <w:pStyle w:val="ListParagraph"/>
         <w:numPr>
           <w:ilvl w:val="0"/>
           <w:numId w:val="1"/>
@@ -211,19 +214,7 @@
                 <w:rPr>
                   <w:rFonts w:ascii="Cambria Math" w:hAnsi="Cambria Math"/>
                 </w:rPr>
-                <m:t>Tiempo</m:t>
-              </m:r>
-              <m:r>
-                <w:rPr>
-                  <w:rFonts w:ascii="Cambria Math" w:hAnsi="Cambria Math"/>
-                </w:rPr>
-                <m:t xml:space="preserve"> min</m:t>
-              </m:r>
-              <m:r>
-                <w:rPr>
-                  <w:rFonts w:ascii="Cambria Math" w:hAnsi="Cambria Math"/>
-                </w:rPr>
-                <m:t xml:space="preserve"> deseado de activacion</m:t>
+                <m:t>Tiempo min deseado de activacion</m:t>
               </m:r>
             </m:num>
             <m:den>
@@ -291,7 +282,91 @@
             <w:rPr>
               <w:rFonts w:ascii="Cambria Math" w:hAnsi="Cambria Math"/>
             </w:rPr>
-            <m:t>real=Tiempo min deaseado de activacion+Nºavisos*ciclo de programa</m:t>
+            <m:t>real=Tiempo</m:t>
+          </m:r>
+          <m:func>
+            <m:funcPr>
+              <m:ctrlPr>
+                <w:rPr>
+                  <w:rFonts w:ascii="Cambria Math" w:hAnsi="Cambria Math"/>
+                </w:rPr>
+              </m:ctrlPr>
+            </m:funcPr>
+            <m:fName>
+              <m:r>
+                <m:rPr>
+                  <m:sty m:val="p"/>
+                </m:rPr>
+                <w:rPr>
+                  <w:rFonts w:ascii="Cambria Math" w:hAnsi="Cambria Math"/>
+                </w:rPr>
+                <m:t>min</m:t>
+              </m:r>
+              <m:ctrlPr>
+                <w:rPr>
+                  <w:rFonts w:ascii="Cambria Math" w:hAnsi="Cambria Math"/>
+                  <w:i/>
+                </w:rPr>
+              </m:ctrlPr>
+            </m:fName>
+            <m:e>
+              <m:r>
+                <w:rPr>
+                  <w:rFonts w:ascii="Cambria Math" w:hAnsi="Cambria Math"/>
+                </w:rPr>
+                <m:t>deaseado</m:t>
+              </m:r>
+            </m:e>
+          </m:func>
+          <m:r>
+            <w:rPr>
+              <w:rFonts w:ascii="Cambria Math" w:hAnsi="Cambria Math"/>
+            </w:rPr>
+            <m:t>de activacion+</m:t>
+          </m:r>
+          <m:sSup>
+            <m:sSupPr>
+              <m:ctrlPr>
+                <w:rPr>
+                  <w:rFonts w:ascii="Cambria Math" w:hAnsi="Cambria Math"/>
+                  <w:i/>
+                </w:rPr>
+              </m:ctrlPr>
+            </m:sSupPr>
+            <m:e>
+              <m:d>
+                <m:dPr>
+                  <m:ctrlPr>
+                    <w:rPr>
+                      <w:rFonts w:ascii="Cambria Math" w:hAnsi="Cambria Math"/>
+                      <w:i/>
+                    </w:rPr>
+                  </m:ctrlPr>
+                </m:dPr>
+                <m:e>
+                  <m:r>
+                    <w:rPr>
+                      <w:rFonts w:ascii="Cambria Math" w:hAnsi="Cambria Math"/>
+                    </w:rPr>
+                    <m:t>Nºavisos-1</m:t>
+                  </m:r>
+                </m:e>
+              </m:d>
+            </m:e>
+            <m:sup>
+              <m:r>
+                <w:rPr>
+                  <w:rFonts w:ascii="Cambria Math" w:hAnsi="Cambria Math"/>
+                </w:rPr>
+                <m:t>*</m:t>
+              </m:r>
+            </m:sup>
+          </m:sSup>
+          <m:r>
+            <w:rPr>
+              <w:rFonts w:ascii="Cambria Math" w:hAnsi="Cambria Math"/>
+            </w:rPr>
+            <m:t>*ciclo de programa</m:t>
           </m:r>
         </m:oMath>
       </m:oMathPara>
@@ -309,31 +384,657 @@
     </w:p>
     <w:p>
       <w:pPr>
-        <w:pStyle w:val="Prrafodelista"/>
+        <w:pStyle w:val="ListParagraph"/>
         <w:numPr>
           <w:ilvl w:val="0"/>
           <w:numId w:val="1"/>
         </w:numPr>
       </w:pPr>
       <w:r>
-        <w:t>Ciclo de programa = 10 ms</w:t>
+        <w:t xml:space="preserve">Ciclo de programa = </w:t>
+      </w:r>
+      <w:r>
+        <w:t xml:space="preserve">25 </w:t>
+      </w:r>
+      <w:r>
+        <w:t>ms</w:t>
+      </w:r>
+      <w:r>
+        <w:t xml:space="preserve"> </w:t>
+      </w:r>
+      <w:proofErr w:type="spellStart"/>
+      <w:r>
+        <w:t>minimo</w:t>
+      </w:r>
+      <w:proofErr w:type="spellEnd"/>
+      <w:r>
+        <w:t xml:space="preserve"> </w:t>
+      </w:r>
+      <w:proofErr w:type="gramStart"/>
+      <w:r>
+        <w:t>( Forzado</w:t>
+      </w:r>
+      <w:proofErr w:type="gramEnd"/>
+      <w:r>
+        <w:t xml:space="preserve"> con espera activa, algunos </w:t>
+      </w:r>
+      <w:proofErr w:type="gramStart"/>
+      <w:r>
+        <w:t>ciclos ,</w:t>
+      </w:r>
+      <w:proofErr w:type="gramEnd"/>
+      <w:r>
+        <w:t xml:space="preserve"> como actualización de pantalla, durarán más)</w:t>
       </w:r>
     </w:p>
     <w:p>
       <w:pPr>
-        <w:pStyle w:val="Prrafodelista"/>
+        <w:pStyle w:val="ListParagraph"/>
         <w:numPr>
           <w:ilvl w:val="0"/>
           <w:numId w:val="1"/>
         </w:numPr>
       </w:pPr>
       <w:r>
-        <w:t>Numero de activaciones para error = 6</w:t>
+        <w:t xml:space="preserve">Numero de activaciones para error = </w:t>
+      </w:r>
+      <w:r>
+        <w:t>1</w:t>
       </w:r>
     </w:p>
     <w:tbl>
       <w:tblPr>
-        <w:tblStyle w:val="Tablaconcuadrcula"/>
+        <w:tblStyle w:val="TableGrid"/>
+        <w:tblW w:w="10173" w:type="dxa"/>
+        <w:tblInd w:w="-1281" w:type="dxa"/>
+        <w:tblLayout w:type="fixed"/>
+        <w:tblLook w:val="04A0" w:firstRow="1" w:lastRow="0" w:firstColumn="1" w:lastColumn="0" w:noHBand="0" w:noVBand="1"/>
+      </w:tblPr>
+      <w:tblGrid>
+        <w:gridCol w:w="2112"/>
+        <w:gridCol w:w="1469"/>
+        <w:gridCol w:w="1507"/>
+        <w:gridCol w:w="794"/>
+        <w:gridCol w:w="894"/>
+        <w:gridCol w:w="1319"/>
+        <w:gridCol w:w="2078"/>
+      </w:tblGrid>
+      <w:tr>
+        <w:trPr>
+          <w:cantSplit/>
+          <w:trHeight w:val="1327"/>
+        </w:trPr>
+        <w:tc>
+          <w:tcPr>
+            <w:tcW w:w="2112" w:type="dxa"/>
+            <w:vAlign w:val="center"/>
+          </w:tcPr>
+          <w:p>
+            <w:pPr>
+              <w:jc w:val="center"/>
+            </w:pPr>
+            <w:r>
+              <w:t>Protección</w:t>
+            </w:r>
+          </w:p>
+        </w:tc>
+        <w:tc>
+          <w:tcPr>
+            <w:tcW w:w="1469" w:type="dxa"/>
+            <w:vAlign w:val="center"/>
+          </w:tcPr>
+          <w:p>
+            <w:pPr>
+              <w:jc w:val="center"/>
+            </w:pPr>
+            <w:proofErr w:type="spellStart"/>
+            <w:r>
+              <w:t>Treshold</w:t>
+            </w:r>
+            <w:proofErr w:type="spellEnd"/>
+          </w:p>
+        </w:tc>
+        <w:tc>
+          <w:tcPr>
+            <w:tcW w:w="1507" w:type="dxa"/>
+            <w:vAlign w:val="center"/>
+          </w:tcPr>
+          <w:p>
+            <w:pPr>
+              <w:jc w:val="center"/>
+            </w:pPr>
+            <w:r>
+              <w:t xml:space="preserve">T min de </w:t>
+            </w:r>
+            <w:proofErr w:type="spellStart"/>
+            <w:r>
+              <w:t>activacion</w:t>
+            </w:r>
+            <w:proofErr w:type="spellEnd"/>
+          </w:p>
+        </w:tc>
+        <w:tc>
+          <w:tcPr>
+            <w:tcW w:w="794" w:type="dxa"/>
+            <w:vAlign w:val="center"/>
+          </w:tcPr>
+          <w:p>
+            <w:pPr>
+              <w:jc w:val="center"/>
+            </w:pPr>
+            <w:proofErr w:type="spellStart"/>
+            <w:r>
+              <w:t>Inc</w:t>
+            </w:r>
+            <w:proofErr w:type="spellEnd"/>
+          </w:p>
+        </w:tc>
+        <w:tc>
+          <w:tcPr>
+            <w:tcW w:w="894" w:type="dxa"/>
+            <w:vAlign w:val="center"/>
+          </w:tcPr>
+          <w:p>
+            <w:pPr>
+              <w:jc w:val="center"/>
+            </w:pPr>
+            <w:proofErr w:type="spellStart"/>
+            <w:r>
+              <w:t>Dec</w:t>
+            </w:r>
+            <w:proofErr w:type="spellEnd"/>
+          </w:p>
+        </w:tc>
+        <w:tc>
+          <w:tcPr>
+            <w:tcW w:w="1319" w:type="dxa"/>
+            <w:vAlign w:val="center"/>
+          </w:tcPr>
+          <w:p>
+            <w:pPr>
+              <w:jc w:val="center"/>
+            </w:pPr>
+            <w:proofErr w:type="spellStart"/>
+            <w:r>
+              <w:t>lim</w:t>
+            </w:r>
+            <w:proofErr w:type="spellEnd"/>
+          </w:p>
+        </w:tc>
+        <w:tc>
+          <w:tcPr>
+            <w:tcW w:w="2078" w:type="dxa"/>
+            <w:vAlign w:val="center"/>
+          </w:tcPr>
+          <w:p>
+            <w:pPr>
+              <w:jc w:val="center"/>
+            </w:pPr>
+            <w:r>
+              <w:t>N.º de ciclos min para activación</w:t>
+            </w:r>
+          </w:p>
+        </w:tc>
+      </w:tr>
+      <w:tr>
+        <w:trPr>
+          <w:trHeight w:val="281"/>
+        </w:trPr>
+        <w:tc>
+          <w:tcPr>
+            <w:tcW w:w="2112" w:type="dxa"/>
+            <w:vAlign w:val="center"/>
+          </w:tcPr>
+          <w:p>
+            <w:pPr>
+              <w:jc w:val="center"/>
+            </w:pPr>
+            <w:r>
+              <w:t>Cortocircuito</w:t>
+            </w:r>
+          </w:p>
+        </w:tc>
+        <w:tc>
+          <w:tcPr>
+            <w:tcW w:w="1469" w:type="dxa"/>
+            <w:vAlign w:val="center"/>
+          </w:tcPr>
+          <w:p>
+            <w:pPr>
+              <w:jc w:val="center"/>
+            </w:pPr>
+            <w:r>
+              <w:t>1.9A</w:t>
+            </w:r>
+          </w:p>
+        </w:tc>
+        <w:tc>
+          <w:tcPr>
+            <w:tcW w:w="1507" w:type="dxa"/>
+            <w:vAlign w:val="center"/>
+          </w:tcPr>
+          <w:p>
+            <w:pPr>
+              <w:jc w:val="center"/>
+            </w:pPr>
+            <w:r>
+              <w:t>500ms</w:t>
+            </w:r>
+          </w:p>
+        </w:tc>
+        <w:tc>
+          <w:tcPr>
+            <w:tcW w:w="794" w:type="dxa"/>
+            <w:vAlign w:val="center"/>
+          </w:tcPr>
+          <w:p>
+            <w:pPr>
+              <w:jc w:val="center"/>
+            </w:pPr>
+            <w:r>
+              <w:t>10</w:t>
+            </w:r>
+          </w:p>
+        </w:tc>
+        <w:tc>
+          <w:tcPr>
+            <w:tcW w:w="894" w:type="dxa"/>
+            <w:vAlign w:val="center"/>
+          </w:tcPr>
+          <w:p>
+            <w:pPr>
+              <w:jc w:val="center"/>
+            </w:pPr>
+            <w:r>
+              <w:t>1</w:t>
+            </w:r>
+          </w:p>
+        </w:tc>
+        <w:tc>
+          <w:tcPr>
+            <w:tcW w:w="1319" w:type="dxa"/>
+            <w:vAlign w:val="center"/>
+          </w:tcPr>
+          <w:p>
+            <w:pPr>
+              <w:jc w:val="center"/>
+            </w:pPr>
+            <w:r>
+              <w:t>200</w:t>
+            </w:r>
+          </w:p>
+        </w:tc>
+        <w:tc>
+          <w:tcPr>
+            <w:tcW w:w="2078" w:type="dxa"/>
+            <w:vAlign w:val="center"/>
+          </w:tcPr>
+          <w:p>
+            <w:pPr>
+              <w:jc w:val="center"/>
+            </w:pPr>
+            <w:r>
+              <w:t>200/10= 20</w:t>
+            </w:r>
+          </w:p>
+        </w:tc>
+      </w:tr>
+      <w:tr>
+        <w:trPr>
+          <w:trHeight w:val="281"/>
+        </w:trPr>
+        <w:tc>
+          <w:tcPr>
+            <w:tcW w:w="2112" w:type="dxa"/>
+            <w:vAlign w:val="center"/>
+          </w:tcPr>
+          <w:p>
+            <w:pPr>
+              <w:jc w:val="center"/>
+            </w:pPr>
+            <w:r>
+              <w:t>Consumo</w:t>
+            </w:r>
+          </w:p>
+        </w:tc>
+        <w:tc>
+          <w:tcPr>
+            <w:tcW w:w="1469" w:type="dxa"/>
+            <w:vAlign w:val="center"/>
+          </w:tcPr>
+          <w:p>
+            <w:pPr>
+              <w:jc w:val="center"/>
+            </w:pPr>
+            <w:r>
+              <w:t>1A</w:t>
+            </w:r>
+          </w:p>
+        </w:tc>
+        <w:tc>
+          <w:tcPr>
+            <w:tcW w:w="1507" w:type="dxa"/>
+            <w:vAlign w:val="center"/>
+          </w:tcPr>
+          <w:p>
+            <w:pPr>
+              <w:jc w:val="center"/>
+            </w:pPr>
+            <w:r>
+              <w:t>1500ms</w:t>
+            </w:r>
+          </w:p>
+        </w:tc>
+        <w:tc>
+          <w:tcPr>
+            <w:tcW w:w="794" w:type="dxa"/>
+            <w:vAlign w:val="center"/>
+          </w:tcPr>
+          <w:p>
+            <w:pPr>
+              <w:jc w:val="center"/>
+            </w:pPr>
+            <w:r>
+              <w:t>10</w:t>
+            </w:r>
+          </w:p>
+        </w:tc>
+        <w:tc>
+          <w:tcPr>
+            <w:tcW w:w="894" w:type="dxa"/>
+            <w:vAlign w:val="center"/>
+          </w:tcPr>
+          <w:p>
+            <w:pPr>
+              <w:jc w:val="center"/>
+            </w:pPr>
+            <w:r>
+              <w:t>1</w:t>
+            </w:r>
+          </w:p>
+        </w:tc>
+        <w:tc>
+          <w:tcPr>
+            <w:tcW w:w="1319" w:type="dxa"/>
+            <w:vAlign w:val="center"/>
+          </w:tcPr>
+          <w:p>
+            <w:pPr>
+              <w:jc w:val="center"/>
+            </w:pPr>
+            <w:r>
+              <w:t>600</w:t>
+            </w:r>
+          </w:p>
+        </w:tc>
+        <w:tc>
+          <w:tcPr>
+            <w:tcW w:w="2078" w:type="dxa"/>
+            <w:vAlign w:val="center"/>
+          </w:tcPr>
+          <w:p>
+            <w:pPr>
+              <w:jc w:val="center"/>
+            </w:pPr>
+            <w:r>
+              <w:t>600/10= 60</w:t>
+            </w:r>
+          </w:p>
+        </w:tc>
+      </w:tr>
+      <w:tr>
+        <w:trPr>
+          <w:trHeight w:val="281"/>
+        </w:trPr>
+        <w:tc>
+          <w:tcPr>
+            <w:tcW w:w="2112" w:type="dxa"/>
+            <w:vAlign w:val="center"/>
+          </w:tcPr>
+          <w:p>
+            <w:pPr>
+              <w:jc w:val="center"/>
+            </w:pPr>
+            <w:r>
+              <w:t>Potencia</w:t>
+            </w:r>
+          </w:p>
+        </w:tc>
+        <w:tc>
+          <w:tcPr>
+            <w:tcW w:w="1469" w:type="dxa"/>
+            <w:vAlign w:val="center"/>
+          </w:tcPr>
+          <w:p>
+            <w:pPr>
+              <w:jc w:val="center"/>
+            </w:pPr>
+            <w:r>
+              <w:t>5W</w:t>
+            </w:r>
+          </w:p>
+        </w:tc>
+        <w:tc>
+          <w:tcPr>
+            <w:tcW w:w="1507" w:type="dxa"/>
+            <w:vAlign w:val="center"/>
+          </w:tcPr>
+          <w:p>
+            <w:pPr>
+              <w:jc w:val="center"/>
+            </w:pPr>
+            <w:r>
+              <w:t>2000ms</w:t>
+            </w:r>
+          </w:p>
+        </w:tc>
+        <w:tc>
+          <w:tcPr>
+            <w:tcW w:w="794" w:type="dxa"/>
+            <w:vAlign w:val="center"/>
+          </w:tcPr>
+          <w:p>
+            <w:pPr>
+              <w:jc w:val="center"/>
+            </w:pPr>
+            <w:r>
+              <w:t>10</w:t>
+            </w:r>
+          </w:p>
+        </w:tc>
+        <w:tc>
+          <w:tcPr>
+            <w:tcW w:w="894" w:type="dxa"/>
+            <w:vAlign w:val="center"/>
+          </w:tcPr>
+          <w:p>
+            <w:pPr>
+              <w:jc w:val="center"/>
+            </w:pPr>
+            <w:r>
+              <w:t>1</w:t>
+            </w:r>
+          </w:p>
+        </w:tc>
+        <w:tc>
+          <w:tcPr>
+            <w:tcW w:w="1319" w:type="dxa"/>
+            <w:vAlign w:val="center"/>
+          </w:tcPr>
+          <w:p>
+            <w:pPr>
+              <w:jc w:val="center"/>
+            </w:pPr>
+            <w:r>
+              <w:t>800</w:t>
+            </w:r>
+          </w:p>
+        </w:tc>
+        <w:tc>
+          <w:tcPr>
+            <w:tcW w:w="2078" w:type="dxa"/>
+            <w:vAlign w:val="center"/>
+          </w:tcPr>
+          <w:p>
+            <w:pPr>
+              <w:jc w:val="center"/>
+            </w:pPr>
+            <w:r>
+              <w:t>800/10 =80</w:t>
+            </w:r>
+          </w:p>
+        </w:tc>
+      </w:tr>
+      <w:tr>
+        <w:trPr>
+          <w:trHeight w:val="281"/>
+        </w:trPr>
+        <w:tc>
+          <w:tcPr>
+            <w:tcW w:w="2112" w:type="dxa"/>
+            <w:vAlign w:val="center"/>
+          </w:tcPr>
+          <w:p>
+            <w:pPr>
+              <w:jc w:val="center"/>
+            </w:pPr>
+            <w:proofErr w:type="spellStart"/>
+            <w:r>
+              <w:t>UnderVoltage</w:t>
+            </w:r>
+            <w:proofErr w:type="spellEnd"/>
+          </w:p>
+        </w:tc>
+        <w:tc>
+          <w:tcPr>
+            <w:tcW w:w="1469" w:type="dxa"/>
+            <w:vAlign w:val="center"/>
+          </w:tcPr>
+          <w:p>
+            <w:pPr>
+              <w:jc w:val="center"/>
+            </w:pPr>
+            <w:r>
+              <w:t>-1v</w:t>
+            </w:r>
+          </w:p>
+        </w:tc>
+        <w:tc>
+          <w:tcPr>
+            <w:tcW w:w="1507" w:type="dxa"/>
+            <w:vAlign w:val="center"/>
+          </w:tcPr>
+          <w:p>
+            <w:pPr>
+              <w:jc w:val="center"/>
+            </w:pPr>
+            <w:r>
+              <w:t>1000ms</w:t>
+            </w:r>
+          </w:p>
+        </w:tc>
+        <w:tc>
+          <w:tcPr>
+            <w:tcW w:w="794" w:type="dxa"/>
+            <w:vAlign w:val="center"/>
+          </w:tcPr>
+          <w:p>
+            <w:pPr>
+              <w:jc w:val="center"/>
+            </w:pPr>
+            <w:r>
+              <w:t>1</w:t>
+            </w:r>
+          </w:p>
+        </w:tc>
+        <w:tc>
+          <w:tcPr>
+            <w:tcW w:w="894" w:type="dxa"/>
+            <w:vAlign w:val="center"/>
+          </w:tcPr>
+          <w:p>
+            <w:pPr>
+              <w:jc w:val="center"/>
+            </w:pPr>
+            <w:r>
+              <w:t>10</w:t>
+            </w:r>
+          </w:p>
+        </w:tc>
+        <w:tc>
+          <w:tcPr>
+            <w:tcW w:w="1319" w:type="dxa"/>
+            <w:vAlign w:val="center"/>
+          </w:tcPr>
+          <w:p>
+            <w:pPr>
+              <w:jc w:val="center"/>
+            </w:pPr>
+            <w:r>
+              <w:t>400</w:t>
+            </w:r>
+          </w:p>
+        </w:tc>
+        <w:tc>
+          <w:tcPr>
+            <w:tcW w:w="2078" w:type="dxa"/>
+            <w:vAlign w:val="center"/>
+          </w:tcPr>
+          <w:p>
+            <w:pPr>
+              <w:jc w:val="center"/>
+            </w:pPr>
+            <w:r>
+              <w:t>400/10 = 40</w:t>
+            </w:r>
+          </w:p>
+        </w:tc>
+      </w:tr>
+    </w:tbl>
+    <w:p/>
+    <w:p>
+      <w:r>
+        <w:br w:type="page"/>
+      </w:r>
+    </w:p>
+    <w:p>
+      <w:proofErr w:type="spellStart"/>
+      <w:r>
+        <w:lastRenderedPageBreak/>
+        <w:t>Version</w:t>
+      </w:r>
+      <w:proofErr w:type="spellEnd"/>
+      <w:r>
+        <w:t xml:space="preserve"> 2:</w:t>
+      </w:r>
+    </w:p>
+    <w:p>
+      <w:pPr>
+        <w:pStyle w:val="ListParagraph"/>
+        <w:numPr>
+          <w:ilvl w:val="0"/>
+          <w:numId w:val="1"/>
+        </w:numPr>
+      </w:pPr>
+      <w:r>
+        <w:t>Ciclo de programa = 25 ms</w:t>
+      </w:r>
+    </w:p>
+    <w:p>
+      <w:pPr>
+        <w:pStyle w:val="ListParagraph"/>
+        <w:numPr>
+          <w:ilvl w:val="0"/>
+          <w:numId w:val="1"/>
+        </w:numPr>
+      </w:pPr>
+      <w:r>
+        <w:t>Numero de activaciones para error = 6</w:t>
+      </w:r>
+    </w:p>
+    <w:tbl>
+      <w:tblPr>
+        <w:tblStyle w:val="TableGrid"/>
         <w:tblW w:w="10389" w:type="dxa"/>
         <w:tblInd w:w="-1281" w:type="dxa"/>
         <w:tblLayout w:type="fixed"/>
@@ -461,700 +1162,6 @@
               <w:jc w:val="center"/>
             </w:pPr>
             <w:r>
-              <w:t>N.º de ciclos</w:t>
-            </w:r>
-            <w:r>
-              <w:t xml:space="preserve"> min</w:t>
-            </w:r>
-            <w:r>
-              <w:t xml:space="preserve"> para activación</w:t>
-            </w:r>
-          </w:p>
-        </w:tc>
-        <w:tc>
-          <w:tcPr>
-            <w:tcW w:w="2835" w:type="dxa"/>
-            <w:vAlign w:val="center"/>
-          </w:tcPr>
-          <w:p>
-            <w:pPr>
-              <w:jc w:val="center"/>
-            </w:pPr>
-            <w:r>
-              <w:t>Tiempo</w:t>
-            </w:r>
-            <w:r>
-              <w:t xml:space="preserve"> real</w:t>
-            </w:r>
-            <w:r>
-              <w:t xml:space="preserve"> en saltar error</w:t>
-            </w:r>
-          </w:p>
-        </w:tc>
-      </w:tr>
-      <w:tr>
-        <w:trPr>
-          <w:trHeight w:val="288"/>
-        </w:trPr>
-        <w:tc>
-          <w:tcPr>
-            <w:tcW w:w="1568" w:type="dxa"/>
-            <w:vAlign w:val="center"/>
-          </w:tcPr>
-          <w:p>
-            <w:pPr>
-              <w:jc w:val="center"/>
-            </w:pPr>
-            <w:r>
-              <w:t>Cortocircuito</w:t>
-            </w:r>
-          </w:p>
-        </w:tc>
-        <w:tc>
-          <w:tcPr>
-            <w:tcW w:w="1091" w:type="dxa"/>
-            <w:vAlign w:val="center"/>
-          </w:tcPr>
-          <w:p>
-            <w:pPr>
-              <w:jc w:val="center"/>
-            </w:pPr>
-            <w:r>
-              <w:t>3A</w:t>
-            </w:r>
-          </w:p>
-        </w:tc>
-        <w:tc>
-          <w:tcPr>
-            <w:tcW w:w="1119" w:type="dxa"/>
-            <w:vAlign w:val="center"/>
-          </w:tcPr>
-          <w:p>
-            <w:pPr>
-              <w:jc w:val="center"/>
-            </w:pPr>
-            <w:r>
-              <w:t>500ms</w:t>
-            </w:r>
-          </w:p>
-        </w:tc>
-        <w:tc>
-          <w:tcPr>
-            <w:tcW w:w="590" w:type="dxa"/>
-            <w:vAlign w:val="center"/>
-          </w:tcPr>
-          <w:p>
-            <w:pPr>
-              <w:jc w:val="center"/>
-            </w:pPr>
-            <w:r>
-              <w:t>10</w:t>
-            </w:r>
-          </w:p>
-        </w:tc>
-        <w:tc>
-          <w:tcPr>
-            <w:tcW w:w="664" w:type="dxa"/>
-            <w:vAlign w:val="center"/>
-          </w:tcPr>
-          <w:p>
-            <w:pPr>
-              <w:jc w:val="center"/>
-            </w:pPr>
-            <w:r>
-              <w:t>10</w:t>
-            </w:r>
-          </w:p>
-        </w:tc>
-        <w:tc>
-          <w:tcPr>
-            <w:tcW w:w="979" w:type="dxa"/>
-            <w:vAlign w:val="center"/>
-          </w:tcPr>
-          <w:p>
-            <w:pPr>
-              <w:jc w:val="center"/>
-            </w:pPr>
-            <w:r>
-              <w:t>500</w:t>
-            </w:r>
-          </w:p>
-        </w:tc>
-        <w:tc>
-          <w:tcPr>
-            <w:tcW w:w="1543" w:type="dxa"/>
-            <w:vAlign w:val="center"/>
-          </w:tcPr>
-          <w:p>
-            <w:pPr>
-              <w:jc w:val="center"/>
-            </w:pPr>
-            <w:r>
-              <w:t>500</w:t>
-            </w:r>
-            <w:r>
-              <w:t>/10= 50</w:t>
-            </w:r>
-          </w:p>
-        </w:tc>
-        <w:tc>
-          <w:tcPr>
-            <w:tcW w:w="2835" w:type="dxa"/>
-            <w:vAlign w:val="center"/>
-          </w:tcPr>
-          <w:p>
-            <w:pPr>
-              <w:jc w:val="center"/>
-            </w:pPr>
-            <w:r>
-              <w:t>560 m</w:t>
-            </w:r>
-            <w:r>
-              <w:t>s</w:t>
-            </w:r>
-          </w:p>
-        </w:tc>
-      </w:tr>
-      <w:tr>
-        <w:trPr>
-          <w:trHeight w:val="288"/>
-        </w:trPr>
-        <w:tc>
-          <w:tcPr>
-            <w:tcW w:w="1568" w:type="dxa"/>
-            <w:vAlign w:val="center"/>
-          </w:tcPr>
-          <w:p>
-            <w:pPr>
-              <w:jc w:val="center"/>
-            </w:pPr>
-            <w:r>
-              <w:t>Consumo</w:t>
-            </w:r>
-          </w:p>
-        </w:tc>
-        <w:tc>
-          <w:tcPr>
-            <w:tcW w:w="1091" w:type="dxa"/>
-            <w:vAlign w:val="center"/>
-          </w:tcPr>
-          <w:p>
-            <w:pPr>
-              <w:jc w:val="center"/>
-            </w:pPr>
-            <w:r>
-              <w:t>1A</w:t>
-            </w:r>
-          </w:p>
-        </w:tc>
-        <w:tc>
-          <w:tcPr>
-            <w:tcW w:w="1119" w:type="dxa"/>
-            <w:vAlign w:val="center"/>
-          </w:tcPr>
-          <w:p>
-            <w:pPr>
-              <w:jc w:val="center"/>
-            </w:pPr>
-            <w:r>
-              <w:t>1500ms</w:t>
-            </w:r>
-          </w:p>
-        </w:tc>
-        <w:tc>
-          <w:tcPr>
-            <w:tcW w:w="590" w:type="dxa"/>
-            <w:vAlign w:val="center"/>
-          </w:tcPr>
-          <w:p>
-            <w:pPr>
-              <w:jc w:val="center"/>
-            </w:pPr>
-            <w:r>
-              <w:t>10</w:t>
-            </w:r>
-          </w:p>
-        </w:tc>
-        <w:tc>
-          <w:tcPr>
-            <w:tcW w:w="664" w:type="dxa"/>
-            <w:vAlign w:val="center"/>
-          </w:tcPr>
-          <w:p>
-            <w:pPr>
-              <w:jc w:val="center"/>
-            </w:pPr>
-            <w:r>
-              <w:t>10</w:t>
-            </w:r>
-          </w:p>
-        </w:tc>
-        <w:tc>
-          <w:tcPr>
-            <w:tcW w:w="979" w:type="dxa"/>
-            <w:vAlign w:val="center"/>
-          </w:tcPr>
-          <w:p>
-            <w:pPr>
-              <w:jc w:val="center"/>
-            </w:pPr>
-            <w:r>
-              <w:t>1500</w:t>
-            </w:r>
-          </w:p>
-        </w:tc>
-        <w:tc>
-          <w:tcPr>
-            <w:tcW w:w="1543" w:type="dxa"/>
-            <w:vAlign w:val="center"/>
-          </w:tcPr>
-          <w:p>
-            <w:pPr>
-              <w:jc w:val="center"/>
-            </w:pPr>
-            <w:r>
-              <w:t>1500</w:t>
-            </w:r>
-            <w:r>
-              <w:t>/10= 150</w:t>
-            </w:r>
-          </w:p>
-        </w:tc>
-        <w:tc>
-          <w:tcPr>
-            <w:tcW w:w="2835" w:type="dxa"/>
-            <w:vAlign w:val="center"/>
-          </w:tcPr>
-          <w:p>
-            <w:pPr>
-              <w:jc w:val="center"/>
-            </w:pPr>
-            <w:r>
-              <w:t>1560ms</w:t>
-            </w:r>
-          </w:p>
-        </w:tc>
-      </w:tr>
-      <w:tr>
-        <w:trPr>
-          <w:trHeight w:val="288"/>
-        </w:trPr>
-        <w:tc>
-          <w:tcPr>
-            <w:tcW w:w="1568" w:type="dxa"/>
-            <w:vAlign w:val="center"/>
-          </w:tcPr>
-          <w:p>
-            <w:pPr>
-              <w:jc w:val="center"/>
-            </w:pPr>
-            <w:r>
-              <w:t>Potencia</w:t>
-            </w:r>
-          </w:p>
-        </w:tc>
-        <w:tc>
-          <w:tcPr>
-            <w:tcW w:w="1091" w:type="dxa"/>
-            <w:vAlign w:val="center"/>
-          </w:tcPr>
-          <w:p>
-            <w:pPr>
-              <w:jc w:val="center"/>
-            </w:pPr>
-            <w:r>
-              <w:t>5W</w:t>
-            </w:r>
-          </w:p>
-        </w:tc>
-        <w:tc>
-          <w:tcPr>
-            <w:tcW w:w="1119" w:type="dxa"/>
-            <w:vAlign w:val="center"/>
-          </w:tcPr>
-          <w:p>
-            <w:pPr>
-              <w:jc w:val="center"/>
-            </w:pPr>
-            <w:r>
-              <w:t>2000ms</w:t>
-            </w:r>
-          </w:p>
-        </w:tc>
-        <w:tc>
-          <w:tcPr>
-            <w:tcW w:w="590" w:type="dxa"/>
-            <w:vAlign w:val="center"/>
-          </w:tcPr>
-          <w:p>
-            <w:pPr>
-              <w:jc w:val="center"/>
-            </w:pPr>
-            <w:r>
-              <w:t>10</w:t>
-            </w:r>
-          </w:p>
-        </w:tc>
-        <w:tc>
-          <w:tcPr>
-            <w:tcW w:w="664" w:type="dxa"/>
-            <w:vAlign w:val="center"/>
-          </w:tcPr>
-          <w:p>
-            <w:pPr>
-              <w:jc w:val="center"/>
-            </w:pPr>
-            <w:r>
-              <w:t>10</w:t>
-            </w:r>
-          </w:p>
-        </w:tc>
-        <w:tc>
-          <w:tcPr>
-            <w:tcW w:w="979" w:type="dxa"/>
-            <w:vAlign w:val="center"/>
-          </w:tcPr>
-          <w:p>
-            <w:pPr>
-              <w:jc w:val="center"/>
-            </w:pPr>
-            <w:r>
-              <w:t>2000</w:t>
-            </w:r>
-          </w:p>
-        </w:tc>
-        <w:tc>
-          <w:tcPr>
-            <w:tcW w:w="1543" w:type="dxa"/>
-            <w:vAlign w:val="center"/>
-          </w:tcPr>
-          <w:p>
-            <w:pPr>
-              <w:jc w:val="center"/>
-            </w:pPr>
-            <w:r>
-              <w:t>2000/10 =200</w:t>
-            </w:r>
-          </w:p>
-        </w:tc>
-        <w:tc>
-          <w:tcPr>
-            <w:tcW w:w="2835" w:type="dxa"/>
-            <w:vAlign w:val="center"/>
-          </w:tcPr>
-          <w:p>
-            <w:pPr>
-              <w:jc w:val="center"/>
-            </w:pPr>
-            <w:r>
-              <w:t>2060ms</w:t>
-            </w:r>
-          </w:p>
-        </w:tc>
-      </w:tr>
-      <w:tr>
-        <w:trPr>
-          <w:trHeight w:val="288"/>
-        </w:trPr>
-        <w:tc>
-          <w:tcPr>
-            <w:tcW w:w="1568" w:type="dxa"/>
-            <w:vAlign w:val="center"/>
-          </w:tcPr>
-          <w:p>
-            <w:pPr>
-              <w:jc w:val="center"/>
-            </w:pPr>
-            <w:proofErr w:type="spellStart"/>
-            <w:r>
-              <w:t>UnderVoltage</w:t>
-            </w:r>
-            <w:proofErr w:type="spellEnd"/>
-          </w:p>
-        </w:tc>
-        <w:tc>
-          <w:tcPr>
-            <w:tcW w:w="1091" w:type="dxa"/>
-            <w:vAlign w:val="center"/>
-          </w:tcPr>
-          <w:p>
-            <w:pPr>
-              <w:jc w:val="center"/>
-            </w:pPr>
-            <w:r>
-              <w:t>-1v</w:t>
-            </w:r>
-          </w:p>
-        </w:tc>
-        <w:tc>
-          <w:tcPr>
-            <w:tcW w:w="1119" w:type="dxa"/>
-            <w:vAlign w:val="center"/>
-          </w:tcPr>
-          <w:p>
-            <w:pPr>
-              <w:jc w:val="center"/>
-            </w:pPr>
-            <w:r>
-              <w:t>1000ms</w:t>
-            </w:r>
-          </w:p>
-        </w:tc>
-        <w:tc>
-          <w:tcPr>
-            <w:tcW w:w="590" w:type="dxa"/>
-            <w:vAlign w:val="center"/>
-          </w:tcPr>
-          <w:p>
-            <w:pPr>
-              <w:jc w:val="center"/>
-            </w:pPr>
-            <w:r>
-              <w:t>10</w:t>
-            </w:r>
-          </w:p>
-        </w:tc>
-        <w:tc>
-          <w:tcPr>
-            <w:tcW w:w="664" w:type="dxa"/>
-            <w:vAlign w:val="center"/>
-          </w:tcPr>
-          <w:p>
-            <w:pPr>
-              <w:jc w:val="center"/>
-            </w:pPr>
-            <w:r>
-              <w:t>10</w:t>
-            </w:r>
-          </w:p>
-        </w:tc>
-        <w:tc>
-          <w:tcPr>
-            <w:tcW w:w="979" w:type="dxa"/>
-            <w:vAlign w:val="center"/>
-          </w:tcPr>
-          <w:p>
-            <w:pPr>
-              <w:jc w:val="center"/>
-            </w:pPr>
-            <w:r>
-              <w:t>1000</w:t>
-            </w:r>
-          </w:p>
-        </w:tc>
-        <w:tc>
-          <w:tcPr>
-            <w:tcW w:w="1543" w:type="dxa"/>
-            <w:vAlign w:val="center"/>
-          </w:tcPr>
-          <w:p>
-            <w:pPr>
-              <w:jc w:val="center"/>
-            </w:pPr>
-            <w:r>
-              <w:t>1000/10 = 100</w:t>
-            </w:r>
-          </w:p>
-        </w:tc>
-        <w:tc>
-          <w:tcPr>
-            <w:tcW w:w="2835" w:type="dxa"/>
-            <w:vAlign w:val="center"/>
-          </w:tcPr>
-          <w:p>
-            <w:pPr>
-              <w:jc w:val="center"/>
-            </w:pPr>
-            <w:r>
-              <w:t>1060ms</w:t>
-            </w:r>
-          </w:p>
-        </w:tc>
-      </w:tr>
-    </w:tbl>
-    <w:p/>
-    <w:p>
-      <w:r>
-        <w:br w:type="page"/>
-      </w:r>
-    </w:p>
-    <w:p>
-      <w:proofErr w:type="spellStart"/>
-      <w:r>
-        <w:lastRenderedPageBreak/>
-        <w:t>Version</w:t>
-      </w:r>
-      <w:proofErr w:type="spellEnd"/>
-      <w:r>
-        <w:t xml:space="preserve"> </w:t>
-      </w:r>
-      <w:r>
-        <w:t>2</w:t>
-      </w:r>
-      <w:r>
-        <w:t>:</w:t>
-      </w:r>
-    </w:p>
-    <w:p>
-      <w:pPr>
-        <w:pStyle w:val="Prrafodelista"/>
-        <w:numPr>
-          <w:ilvl w:val="0"/>
-          <w:numId w:val="1"/>
-        </w:numPr>
-      </w:pPr>
-      <w:r>
-        <w:t xml:space="preserve">Ciclo de programa = </w:t>
-      </w:r>
-      <w:r>
-        <w:t>25</w:t>
-      </w:r>
-      <w:r>
-        <w:t xml:space="preserve"> ms</w:t>
-      </w:r>
-    </w:p>
-    <w:p>
-      <w:pPr>
-        <w:pStyle w:val="Prrafodelista"/>
-        <w:numPr>
-          <w:ilvl w:val="0"/>
-          <w:numId w:val="1"/>
-        </w:numPr>
-      </w:pPr>
-      <w:r>
-        <w:t>Numero de activaciones para error = 6</w:t>
-      </w:r>
-    </w:p>
-    <w:tbl>
-      <w:tblPr>
-        <w:tblStyle w:val="Tablaconcuadrcula"/>
-        <w:tblW w:w="10389" w:type="dxa"/>
-        <w:tblInd w:w="-1281" w:type="dxa"/>
-        <w:tblLayout w:type="fixed"/>
-        <w:tblLook w:val="04A0" w:firstRow="1" w:lastRow="0" w:firstColumn="1" w:lastColumn="0" w:noHBand="0" w:noVBand="1"/>
-      </w:tblPr>
-      <w:tblGrid>
-        <w:gridCol w:w="1568"/>
-        <w:gridCol w:w="1091"/>
-        <w:gridCol w:w="1119"/>
-        <w:gridCol w:w="590"/>
-        <w:gridCol w:w="664"/>
-        <w:gridCol w:w="979"/>
-        <w:gridCol w:w="1543"/>
-        <w:gridCol w:w="2835"/>
-      </w:tblGrid>
-      <w:tr>
-        <w:trPr>
-          <w:cantSplit/>
-          <w:trHeight w:val="1360"/>
-        </w:trPr>
-        <w:tc>
-          <w:tcPr>
-            <w:tcW w:w="1568" w:type="dxa"/>
-            <w:vAlign w:val="center"/>
-          </w:tcPr>
-          <w:p>
-            <w:pPr>
-              <w:jc w:val="center"/>
-            </w:pPr>
-            <w:r>
-              <w:t>Protección</w:t>
-            </w:r>
-          </w:p>
-        </w:tc>
-        <w:tc>
-          <w:tcPr>
-            <w:tcW w:w="1091" w:type="dxa"/>
-            <w:vAlign w:val="center"/>
-          </w:tcPr>
-          <w:p>
-            <w:pPr>
-              <w:jc w:val="center"/>
-            </w:pPr>
-            <w:proofErr w:type="spellStart"/>
-            <w:r>
-              <w:t>Treshold</w:t>
-            </w:r>
-            <w:proofErr w:type="spellEnd"/>
-          </w:p>
-        </w:tc>
-        <w:tc>
-          <w:tcPr>
-            <w:tcW w:w="1119" w:type="dxa"/>
-            <w:vAlign w:val="center"/>
-          </w:tcPr>
-          <w:p>
-            <w:pPr>
-              <w:jc w:val="center"/>
-            </w:pPr>
-            <w:r>
-              <w:t xml:space="preserve">T min de </w:t>
-            </w:r>
-            <w:proofErr w:type="spellStart"/>
-            <w:r>
-              <w:t>activacion</w:t>
-            </w:r>
-            <w:proofErr w:type="spellEnd"/>
-          </w:p>
-        </w:tc>
-        <w:tc>
-          <w:tcPr>
-            <w:tcW w:w="590" w:type="dxa"/>
-            <w:vAlign w:val="center"/>
-          </w:tcPr>
-          <w:p>
-            <w:pPr>
-              <w:jc w:val="center"/>
-            </w:pPr>
-            <w:proofErr w:type="spellStart"/>
-            <w:r>
-              <w:t>Inc</w:t>
-            </w:r>
-            <w:proofErr w:type="spellEnd"/>
-          </w:p>
-        </w:tc>
-        <w:tc>
-          <w:tcPr>
-            <w:tcW w:w="664" w:type="dxa"/>
-            <w:vAlign w:val="center"/>
-          </w:tcPr>
-          <w:p>
-            <w:pPr>
-              <w:jc w:val="center"/>
-            </w:pPr>
-            <w:proofErr w:type="spellStart"/>
-            <w:r>
-              <w:t>Dec</w:t>
-            </w:r>
-            <w:proofErr w:type="spellEnd"/>
-          </w:p>
-        </w:tc>
-        <w:tc>
-          <w:tcPr>
-            <w:tcW w:w="979" w:type="dxa"/>
-            <w:vAlign w:val="center"/>
-          </w:tcPr>
-          <w:p>
-            <w:pPr>
-              <w:jc w:val="center"/>
-            </w:pPr>
-            <w:proofErr w:type="spellStart"/>
-            <w:r>
-              <w:t>lim</w:t>
-            </w:r>
-            <w:proofErr w:type="spellEnd"/>
-          </w:p>
-        </w:tc>
-        <w:tc>
-          <w:tcPr>
-            <w:tcW w:w="1543" w:type="dxa"/>
-            <w:vAlign w:val="center"/>
-          </w:tcPr>
-          <w:p>
-            <w:pPr>
-              <w:jc w:val="center"/>
-            </w:pPr>
-            <w:r>
               <w:t>N.º de ciclos min para activación</w:t>
             </w:r>
           </w:p>
@@ -1714,7 +1721,7 @@
 </file>
 
 <file path=word/endnotes.xml><?xml version="1.0" encoding="utf-8"?>
-<w:endnotes xmlns:wpc="http://schemas.microsoft.com/office/word/2010/wordprocessingCanvas" xmlns:cx="http://schemas.microsoft.com/office/drawing/2014/chartex" xmlns:cx1="http://schemas.microsoft.com/office/drawing/2015/9/8/chartex" xmlns:cx2="http://schemas.microsoft.com/office/drawing/2015/10/21/chartex" xmlns:cx3="http://schemas.microsoft.com/office/drawing/2016/5/9/chartex" xmlns:cx4="http://schemas.microsoft.com/office/drawing/2016/5/10/chartex" xmlns:cx5="http://schemas.microsoft.com/office/drawing/2016/5/11/chartex" xmlns:cx6="http://schemas.microsoft.com/office/drawing/2016/5/12/chartex" xmlns:cx7="http://schemas.microsoft.com/office/drawing/2016/5/13/chartex" xmlns:cx8="http://schemas.microsoft.com/office/drawing/2016/5/14/chartex" xmlns:mc="http://schemas.openxmlformats.org/markup-compatibility/2006" xmlns:aink="http://schemas.microsoft.com/office/drawing/2016/ink" xmlns:am3d="http://schemas.microsoft.com/office/drawing/2017/model3d" xmlns:o="urn:schemas-microsoft-com:office:office" xmlns:oel="http://schemas.microsoft.com/office/2019/extlst" xmlns:r="http://schemas.openxmlformats.org/officeDocument/2006/relationships" xmlns:m="http://schemas.openxmlformats.org/officeDocument/2006/math" xmlns:v="urn:schemas-microsoft-com:vml" xmlns:wp14="http://schemas.microsoft.com/office/word/2010/wordprocessingDrawing" xmlns:wp="http://schemas.openxmlformats.org/drawingml/2006/wordprocessingDrawing" xmlns:w10="urn:schemas-microsoft-com:office:word" xmlns:w="http://schemas.openxmlformats.org/wordprocessingml/2006/main" xmlns:w14="http://schemas.microsoft.com/office/word/2010/wordml" xmlns:w15="http://schemas.microsoft.com/office/word/2012/wordml" xmlns:w16cex="http://schemas.microsoft.com/office/word/2018/wordml/cex" xmlns:w16cid="http://schemas.microsoft.com/office/word/2016/wordml/cid" xmlns:w16="http://schemas.microsoft.com/office/word/2018/wordml" xmlns:w16sdtdh="http://schemas.microsoft.com/office/word/2020/wordml/sdtdatahash" xmlns:w16se="http://schemas.microsoft.com/office/word/2015/wordml/symex" xmlns:wpg="http://schemas.microsoft.com/office/word/2010/wordprocessingGroup" xmlns:wpi="http://schemas.microsoft.com/office/word/2010/wordprocessingInk" xmlns:wne="http://schemas.microsoft.com/office/word/2006/wordml" xmlns:wps="http://schemas.microsoft.com/office/word/2010/wordprocessingShape" mc:Ignorable="w14 w15 w16se w16cid w16 w16cex w16sdtdh wp14">
+<w:endnotes xmlns:wpc="http://schemas.microsoft.com/office/word/2010/wordprocessingCanvas" xmlns:cx="http://schemas.microsoft.com/office/drawing/2014/chartex" xmlns:cx1="http://schemas.microsoft.com/office/drawing/2015/9/8/chartex" xmlns:cx2="http://schemas.microsoft.com/office/drawing/2015/10/21/chartex" xmlns:cx3="http://schemas.microsoft.com/office/drawing/2016/5/9/chartex" xmlns:cx4="http://schemas.microsoft.com/office/drawing/2016/5/10/chartex" xmlns:cx5="http://schemas.microsoft.com/office/drawing/2016/5/11/chartex" xmlns:cx6="http://schemas.microsoft.com/office/drawing/2016/5/12/chartex" xmlns:cx7="http://schemas.microsoft.com/office/drawing/2016/5/13/chartex" xmlns:cx8="http://schemas.microsoft.com/office/drawing/2016/5/14/chartex" xmlns:mc="http://schemas.openxmlformats.org/markup-compatibility/2006" xmlns:aink="http://schemas.microsoft.com/office/drawing/2016/ink" xmlns:am3d="http://schemas.microsoft.com/office/drawing/2017/model3d" xmlns:o="urn:schemas-microsoft-com:office:office" xmlns:oel="http://schemas.microsoft.com/office/2019/extlst" xmlns:r="http://schemas.openxmlformats.org/officeDocument/2006/relationships" xmlns:m="http://schemas.openxmlformats.org/officeDocument/2006/math" xmlns:v="urn:schemas-microsoft-com:vml" xmlns:wp14="http://schemas.microsoft.com/office/word/2010/wordprocessingDrawing" xmlns:wp="http://schemas.openxmlformats.org/drawingml/2006/wordprocessingDrawing" xmlns:w10="urn:schemas-microsoft-com:office:word" xmlns:w="http://schemas.openxmlformats.org/wordprocessingml/2006/main" xmlns:w14="http://schemas.microsoft.com/office/word/2010/wordml" xmlns:w15="http://schemas.microsoft.com/office/word/2012/wordml" xmlns:w16cex="http://schemas.microsoft.com/office/word/2018/wordml/cex" xmlns:w16cid="http://schemas.microsoft.com/office/word/2016/wordml/cid" xmlns:w16="http://schemas.microsoft.com/office/word/2018/wordml" xmlns:w16du="http://schemas.microsoft.com/office/word/2023/wordml/word16du" xmlns:w16sdtdh="http://schemas.microsoft.com/office/word/2020/wordml/sdtdatahash" xmlns:w16sdtfl="http://schemas.microsoft.com/office/word/2024/wordml/sdtformatlock" xmlns:w16se="http://schemas.microsoft.com/office/word/2015/wordml/symex" xmlns:wpg="http://schemas.microsoft.com/office/word/2010/wordprocessingGroup" xmlns:wpi="http://schemas.microsoft.com/office/word/2010/wordprocessingInk" xmlns:wne="http://schemas.microsoft.com/office/word/2006/wordml" xmlns:wps="http://schemas.microsoft.com/office/word/2010/wordprocessingShape" mc:Ignorable="w14 w15 w16se w16cid w16 w16cex w16sdtdh w16sdtfl w16du wp14">
   <w:endnote w:type="separator" w:id="-1">
     <w:p>
       <w:pPr>
@@ -1739,7 +1746,7 @@
 </file>
 
 <file path=word/footnotes.xml><?xml version="1.0" encoding="utf-8"?>
-<w:footnotes xmlns:wpc="http://schemas.microsoft.com/office/word/2010/wordprocessingCanvas" xmlns:cx="http://schemas.microsoft.com/office/drawing/2014/chartex" xmlns:cx1="http://schemas.microsoft.com/office/drawing/2015/9/8/chartex" xmlns:cx2="http://schemas.microsoft.com/office/drawing/2015/10/21/chartex" xmlns:cx3="http://schemas.microsoft.com/office/drawing/2016/5/9/chartex" xmlns:cx4="http://schemas.microsoft.com/office/drawing/2016/5/10/chartex" xmlns:cx5="http://schemas.microsoft.com/office/drawing/2016/5/11/chartex" xmlns:cx6="http://schemas.microsoft.com/office/drawing/2016/5/12/chartex" xmlns:cx7="http://schemas.microsoft.com/office/drawing/2016/5/13/chartex" xmlns:cx8="http://schemas.microsoft.com/office/drawing/2016/5/14/chartex" xmlns:mc="http://schemas.openxmlformats.org/markup-compatibility/2006" xmlns:aink="http://schemas.microsoft.com/office/drawing/2016/ink" xmlns:am3d="http://schemas.microsoft.com/office/drawing/2017/model3d" xmlns:o="urn:schemas-microsoft-com:office:office" xmlns:oel="http://schemas.microsoft.com/office/2019/extlst" xmlns:r="http://schemas.openxmlformats.org/officeDocument/2006/relationships" xmlns:m="http://schemas.openxmlformats.org/officeDocument/2006/math" xmlns:v="urn:schemas-microsoft-com:vml" xmlns:wp14="http://schemas.microsoft.com/office/word/2010/wordprocessingDrawing" xmlns:wp="http://schemas.openxmlformats.org/drawingml/2006/wordprocessingDrawing" xmlns:w10="urn:schemas-microsoft-com:office:word" xmlns:w="http://schemas.openxmlformats.org/wordprocessingml/2006/main" xmlns:w14="http://schemas.microsoft.com/office/word/2010/wordml" xmlns:w15="http://schemas.microsoft.com/office/word/2012/wordml" xmlns:w16cex="http://schemas.microsoft.com/office/word/2018/wordml/cex" xmlns:w16cid="http://schemas.microsoft.com/office/word/2016/wordml/cid" xmlns:w16="http://schemas.microsoft.com/office/word/2018/wordml" xmlns:w16sdtdh="http://schemas.microsoft.com/office/word/2020/wordml/sdtdatahash" xmlns:w16se="http://schemas.microsoft.com/office/word/2015/wordml/symex" xmlns:wpg="http://schemas.microsoft.com/office/word/2010/wordprocessingGroup" xmlns:wpi="http://schemas.microsoft.com/office/word/2010/wordprocessingInk" xmlns:wne="http://schemas.microsoft.com/office/word/2006/wordml" xmlns:wps="http://schemas.microsoft.com/office/word/2010/wordprocessingShape" mc:Ignorable="w14 w15 w16se w16cid w16 w16cex w16sdtdh wp14">
+<w:footnotes xmlns:wpc="http://schemas.microsoft.com/office/word/2010/wordprocessingCanvas" xmlns:cx="http://schemas.microsoft.com/office/drawing/2014/chartex" xmlns:cx1="http://schemas.microsoft.com/office/drawing/2015/9/8/chartex" xmlns:cx2="http://schemas.microsoft.com/office/drawing/2015/10/21/chartex" xmlns:cx3="http://schemas.microsoft.com/office/drawing/2016/5/9/chartex" xmlns:cx4="http://schemas.microsoft.com/office/drawing/2016/5/10/chartex" xmlns:cx5="http://schemas.microsoft.com/office/drawing/2016/5/11/chartex" xmlns:cx6="http://schemas.microsoft.com/office/drawing/2016/5/12/chartex" xmlns:cx7="http://schemas.microsoft.com/office/drawing/2016/5/13/chartex" xmlns:cx8="http://schemas.microsoft.com/office/drawing/2016/5/14/chartex" xmlns:mc="http://schemas.openxmlformats.org/markup-compatibility/2006" xmlns:aink="http://schemas.microsoft.com/office/drawing/2016/ink" xmlns:am3d="http://schemas.microsoft.com/office/drawing/2017/model3d" xmlns:o="urn:schemas-microsoft-com:office:office" xmlns:oel="http://schemas.microsoft.com/office/2019/extlst" xmlns:r="http://schemas.openxmlformats.org/officeDocument/2006/relationships" xmlns:m="http://schemas.openxmlformats.org/officeDocument/2006/math" xmlns:v="urn:schemas-microsoft-com:vml" xmlns:wp14="http://schemas.microsoft.com/office/word/2010/wordprocessingDrawing" xmlns:wp="http://schemas.openxmlformats.org/drawingml/2006/wordprocessingDrawing" xmlns:w10="urn:schemas-microsoft-com:office:word" xmlns:w="http://schemas.openxmlformats.org/wordprocessingml/2006/main" xmlns:w14="http://schemas.microsoft.com/office/word/2010/wordml" xmlns:w15="http://schemas.microsoft.com/office/word/2012/wordml" xmlns:w16cex="http://schemas.microsoft.com/office/word/2018/wordml/cex" xmlns:w16cid="http://schemas.microsoft.com/office/word/2016/wordml/cid" xmlns:w16="http://schemas.microsoft.com/office/word/2018/wordml" xmlns:w16du="http://schemas.microsoft.com/office/word/2023/wordml/word16du" xmlns:w16sdtdh="http://schemas.microsoft.com/office/word/2020/wordml/sdtdatahash" xmlns:w16sdtfl="http://schemas.microsoft.com/office/word/2024/wordml/sdtformatlock" xmlns:w16se="http://schemas.microsoft.com/office/word/2015/wordml/symex" xmlns:wpg="http://schemas.microsoft.com/office/word/2010/wordprocessingGroup" xmlns:wpi="http://schemas.microsoft.com/office/word/2010/wordprocessingInk" xmlns:wne="http://schemas.microsoft.com/office/word/2006/wordml" xmlns:wps="http://schemas.microsoft.com/office/word/2010/wordprocessingShape" mc:Ignorable="w14 w15 w16se w16cid w16 w16cex w16sdtdh w16sdtfl w16du wp14">
   <w:footnote w:type="separator" w:id="-1">
     <w:p>
       <w:pPr>
@@ -1764,7 +1771,7 @@
 </file>
 
 <file path=word/numbering.xml><?xml version="1.0" encoding="utf-8"?>
-<w:numbering xmlns:wpc="http://schemas.microsoft.com/office/word/2010/wordprocessingCanvas" xmlns:cx="http://schemas.microsoft.com/office/drawing/2014/chartex" xmlns:cx1="http://schemas.microsoft.com/office/drawing/2015/9/8/chartex" xmlns:cx2="http://schemas.microsoft.com/office/drawing/2015/10/21/chartex" xmlns:cx3="http://schemas.microsoft.com/office/drawing/2016/5/9/chartex" xmlns:cx4="http://schemas.microsoft.com/office/drawing/2016/5/10/chartex" xmlns:cx5="http://schemas.microsoft.com/office/drawing/2016/5/11/chartex" xmlns:cx6="http://schemas.microsoft.com/office/drawing/2016/5/12/chartex" xmlns:cx7="http://schemas.microsoft.com/office/drawing/2016/5/13/chartex" xmlns:cx8="http://schemas.microsoft.com/office/drawing/2016/5/14/chartex" xmlns:mc="http://schemas.openxmlformats.org/markup-compatibility/2006" xmlns:aink="http://schemas.microsoft.com/office/drawing/2016/ink" xmlns:am3d="http://schemas.microsoft.com/office/drawing/2017/model3d" xmlns:o="urn:schemas-microsoft-com:office:office" xmlns:oel="http://schemas.microsoft.com/office/2019/extlst" xmlns:r="http://schemas.openxmlformats.org/officeDocument/2006/relationships" xmlns:m="http://schemas.openxmlformats.org/officeDocument/2006/math" xmlns:v="urn:schemas-microsoft-com:vml" xmlns:wp14="http://schemas.microsoft.com/office/word/2010/wordprocessingDrawing" xmlns:wp="http://schemas.openxmlformats.org/drawingml/2006/wordprocessingDrawing" xmlns:w10="urn:schemas-microsoft-com:office:word" xmlns:w="http://schemas.openxmlformats.org/wordprocessingml/2006/main" xmlns:w14="http://schemas.microsoft.com/office/word/2010/wordml" xmlns:w15="http://schemas.microsoft.com/office/word/2012/wordml" xmlns:w16cex="http://schemas.microsoft.com/office/word/2018/wordml/cex" xmlns:w16cid="http://schemas.microsoft.com/office/word/2016/wordml/cid" xmlns:w16="http://schemas.microsoft.com/office/word/2018/wordml" xmlns:w16sdtdh="http://schemas.microsoft.com/office/word/2020/wordml/sdtdatahash" xmlns:w16se="http://schemas.microsoft.com/office/word/2015/wordml/symex" xmlns:wpg="http://schemas.microsoft.com/office/word/2010/wordprocessingGroup" xmlns:wpi="http://schemas.microsoft.com/office/word/2010/wordprocessingInk" xmlns:wne="http://schemas.microsoft.com/office/word/2006/wordml" xmlns:wps="http://schemas.microsoft.com/office/word/2010/wordprocessingShape" mc:Ignorable="w14 w15 w16se w16cid w16 w16cex w16sdtdh wp14">
+<w:numbering xmlns:wpc="http://schemas.microsoft.com/office/word/2010/wordprocessingCanvas" xmlns:cx="http://schemas.microsoft.com/office/drawing/2014/chartex" xmlns:cx1="http://schemas.microsoft.com/office/drawing/2015/9/8/chartex" xmlns:cx2="http://schemas.microsoft.com/office/drawing/2015/10/21/chartex" xmlns:cx3="http://schemas.microsoft.com/office/drawing/2016/5/9/chartex" xmlns:cx4="http://schemas.microsoft.com/office/drawing/2016/5/10/chartex" xmlns:cx5="http://schemas.microsoft.com/office/drawing/2016/5/11/chartex" xmlns:cx6="http://schemas.microsoft.com/office/drawing/2016/5/12/chartex" xmlns:cx7="http://schemas.microsoft.com/office/drawing/2016/5/13/chartex" xmlns:cx8="http://schemas.microsoft.com/office/drawing/2016/5/14/chartex" xmlns:mc="http://schemas.openxmlformats.org/markup-compatibility/2006" xmlns:aink="http://schemas.microsoft.com/office/drawing/2016/ink" xmlns:am3d="http://schemas.microsoft.com/office/drawing/2017/model3d" xmlns:o="urn:schemas-microsoft-com:office:office" xmlns:oel="http://schemas.microsoft.com/office/2019/extlst" xmlns:r="http://schemas.openxmlformats.org/officeDocument/2006/relationships" xmlns:m="http://schemas.openxmlformats.org/officeDocument/2006/math" xmlns:v="urn:schemas-microsoft-com:vml" xmlns:wp14="http://schemas.microsoft.com/office/word/2010/wordprocessingDrawing" xmlns:wp="http://schemas.openxmlformats.org/drawingml/2006/wordprocessingDrawing" xmlns:w10="urn:schemas-microsoft-com:office:word" xmlns:w="http://schemas.openxmlformats.org/wordprocessingml/2006/main" xmlns:w14="http://schemas.microsoft.com/office/word/2010/wordml" xmlns:w15="http://schemas.microsoft.com/office/word/2012/wordml" xmlns:w16cex="http://schemas.microsoft.com/office/word/2018/wordml/cex" xmlns:w16cid="http://schemas.microsoft.com/office/word/2016/wordml/cid" xmlns:w16="http://schemas.microsoft.com/office/word/2018/wordml" xmlns:w16du="http://schemas.microsoft.com/office/word/2023/wordml/word16du" xmlns:w16sdtdh="http://schemas.microsoft.com/office/word/2020/wordml/sdtdatahash" xmlns:w16sdtfl="http://schemas.microsoft.com/office/word/2024/wordml/sdtformatlock" xmlns:w16se="http://schemas.microsoft.com/office/word/2015/wordml/symex" xmlns:wpg="http://schemas.microsoft.com/office/word/2010/wordprocessingGroup" xmlns:wpi="http://schemas.microsoft.com/office/word/2010/wordprocessingInk" xmlns:wne="http://schemas.microsoft.com/office/word/2006/wordml" xmlns:wps="http://schemas.microsoft.com/office/word/2010/wordprocessingShape" mc:Ignorable="w14 w15 w16se w16cid w16 w16cex w16sdtdh w16sdtfl w16du wp14">
   <w:abstractNum w:abstractNumId="0" w15:restartNumberingAfterBreak="0">
     <w:nsid w:val="0B556543"/>
     <w:multiLevelType w:val="hybridMultilevel"/>
@@ -1877,14 +1884,130 @@
       </w:rPr>
     </w:lvl>
   </w:abstractNum>
+  <w:abstractNum w:abstractNumId="1" w15:restartNumberingAfterBreak="0">
+    <w:nsid w:val="7C1466E7"/>
+    <w:multiLevelType w:val="hybridMultilevel"/>
+    <w:tmpl w:val="2758E72C"/>
+    <w:lvl w:ilvl="0" w:tplc="DD6E6AAE">
+      <w:start w:val="1"/>
+      <w:numFmt w:val="bullet"/>
+      <w:lvlText w:val=""/>
+      <w:lvlJc w:val="left"/>
+      <w:pPr>
+        <w:ind w:left="720" w:hanging="360"/>
+      </w:pPr>
+      <w:rPr>
+        <w:rFonts w:ascii="Symbol" w:eastAsiaTheme="minorEastAsia" w:hAnsi="Symbol" w:cstheme="minorBidi" w:hint="default"/>
+      </w:rPr>
+    </w:lvl>
+    <w:lvl w:ilvl="1" w:tplc="04090003" w:tentative="1">
+      <w:start w:val="1"/>
+      <w:numFmt w:val="bullet"/>
+      <w:lvlText w:val="o"/>
+      <w:lvlJc w:val="left"/>
+      <w:pPr>
+        <w:ind w:left="1440" w:hanging="360"/>
+      </w:pPr>
+      <w:rPr>
+        <w:rFonts w:ascii="Courier New" w:hAnsi="Courier New" w:cs="Courier New" w:hint="default"/>
+      </w:rPr>
+    </w:lvl>
+    <w:lvl w:ilvl="2" w:tplc="04090005" w:tentative="1">
+      <w:start w:val="1"/>
+      <w:numFmt w:val="bullet"/>
+      <w:lvlText w:val=""/>
+      <w:lvlJc w:val="left"/>
+      <w:pPr>
+        <w:ind w:left="2160" w:hanging="360"/>
+      </w:pPr>
+      <w:rPr>
+        <w:rFonts w:ascii="Wingdings" w:hAnsi="Wingdings" w:hint="default"/>
+      </w:rPr>
+    </w:lvl>
+    <w:lvl w:ilvl="3" w:tplc="04090001" w:tentative="1">
+      <w:start w:val="1"/>
+      <w:numFmt w:val="bullet"/>
+      <w:lvlText w:val=""/>
+      <w:lvlJc w:val="left"/>
+      <w:pPr>
+        <w:ind w:left="2880" w:hanging="360"/>
+      </w:pPr>
+      <w:rPr>
+        <w:rFonts w:ascii="Symbol" w:hAnsi="Symbol" w:hint="default"/>
+      </w:rPr>
+    </w:lvl>
+    <w:lvl w:ilvl="4" w:tplc="04090003" w:tentative="1">
+      <w:start w:val="1"/>
+      <w:numFmt w:val="bullet"/>
+      <w:lvlText w:val="o"/>
+      <w:lvlJc w:val="left"/>
+      <w:pPr>
+        <w:ind w:left="3600" w:hanging="360"/>
+      </w:pPr>
+      <w:rPr>
+        <w:rFonts w:ascii="Courier New" w:hAnsi="Courier New" w:cs="Courier New" w:hint="default"/>
+      </w:rPr>
+    </w:lvl>
+    <w:lvl w:ilvl="5" w:tplc="04090005" w:tentative="1">
+      <w:start w:val="1"/>
+      <w:numFmt w:val="bullet"/>
+      <w:lvlText w:val=""/>
+      <w:lvlJc w:val="left"/>
+      <w:pPr>
+        <w:ind w:left="4320" w:hanging="360"/>
+      </w:pPr>
+      <w:rPr>
+        <w:rFonts w:ascii="Wingdings" w:hAnsi="Wingdings" w:hint="default"/>
+      </w:rPr>
+    </w:lvl>
+    <w:lvl w:ilvl="6" w:tplc="04090001" w:tentative="1">
+      <w:start w:val="1"/>
+      <w:numFmt w:val="bullet"/>
+      <w:lvlText w:val=""/>
+      <w:lvlJc w:val="left"/>
+      <w:pPr>
+        <w:ind w:left="5040" w:hanging="360"/>
+      </w:pPr>
+      <w:rPr>
+        <w:rFonts w:ascii="Symbol" w:hAnsi="Symbol" w:hint="default"/>
+      </w:rPr>
+    </w:lvl>
+    <w:lvl w:ilvl="7" w:tplc="04090003" w:tentative="1">
+      <w:start w:val="1"/>
+      <w:numFmt w:val="bullet"/>
+      <w:lvlText w:val="o"/>
+      <w:lvlJc w:val="left"/>
+      <w:pPr>
+        <w:ind w:left="5760" w:hanging="360"/>
+      </w:pPr>
+      <w:rPr>
+        <w:rFonts w:ascii="Courier New" w:hAnsi="Courier New" w:cs="Courier New" w:hint="default"/>
+      </w:rPr>
+    </w:lvl>
+    <w:lvl w:ilvl="8" w:tplc="04090005" w:tentative="1">
+      <w:start w:val="1"/>
+      <w:numFmt w:val="bullet"/>
+      <w:lvlText w:val=""/>
+      <w:lvlJc w:val="left"/>
+      <w:pPr>
+        <w:ind w:left="6480" w:hanging="360"/>
+      </w:pPr>
+      <w:rPr>
+        <w:rFonts w:ascii="Wingdings" w:hAnsi="Wingdings" w:hint="default"/>
+      </w:rPr>
+    </w:lvl>
+  </w:abstractNum>
   <w:num w:numId="1" w16cid:durableId="769544914">
     <w:abstractNumId w:val="0"/>
+  </w:num>
+  <w:num w:numId="2" w16cid:durableId="563295337">
+    <w:abstractNumId w:val="1"/>
   </w:num>
 </w:numbering>
 </file>
 
 <file path=word/styles.xml><?xml version="1.0" encoding="utf-8"?>
-<w:styles xmlns:mc="http://schemas.openxmlformats.org/markup-compatibility/2006" xmlns:r="http://schemas.openxmlformats.org/officeDocument/2006/relationships" xmlns:w="http://schemas.openxmlformats.org/wordprocessingml/2006/main" xmlns:w14="http://schemas.microsoft.com/office/word/2010/wordml" xmlns:w15="http://schemas.microsoft.com/office/word/2012/wordml" xmlns:w16cex="http://schemas.microsoft.com/office/word/2018/wordml/cex" xmlns:w16cid="http://schemas.microsoft.com/office/word/2016/wordml/cid" xmlns:w16="http://schemas.microsoft.com/office/word/2018/wordml" xmlns:w16sdtdh="http://schemas.microsoft.com/office/word/2020/wordml/sdtdatahash" xmlns:w16se="http://schemas.microsoft.com/office/word/2015/wordml/symex" mc:Ignorable="w14 w15 w16se w16cid w16 w16cex w16sdtdh">
+<w:styles xmlns:mc="http://schemas.openxmlformats.org/markup-compatibility/2006" xmlns:r="http://schemas.openxmlformats.org/officeDocument/2006/relationships" xmlns:w="http://schemas.openxmlformats.org/wordprocessingml/2006/main" xmlns:w14="http://schemas.microsoft.com/office/word/2010/wordml" xmlns:w15="http://schemas.microsoft.com/office/word/2012/wordml" xmlns:w16cex="http://schemas.microsoft.com/office/word/2018/wordml/cex" xmlns:w16cid="http://schemas.microsoft.com/office/word/2016/wordml/cid" xmlns:w16="http://schemas.microsoft.com/office/word/2018/wordml" xmlns:w16du="http://schemas.microsoft.com/office/word/2023/wordml/word16du" xmlns:w16sdtdh="http://schemas.microsoft.com/office/word/2020/wordml/sdtdatahash" xmlns:w16sdtfl="http://schemas.microsoft.com/office/word/2024/wordml/sdtformatlock" xmlns:w16se="http://schemas.microsoft.com/office/word/2015/wordml/symex" mc:Ignorable="w14 w15 w16se w16cid w16 w16cex w16sdtdh w16sdtfl w16du">
   <w:docDefaults>
     <w:rPrDefault>
       <w:rPr>
@@ -2283,13 +2406,13 @@
     <w:qFormat/>
     <w:rsid w:val="003D686F"/>
   </w:style>
-  <w:style w:type="character" w:default="1" w:styleId="Fuentedeprrafopredeter">
+  <w:style w:type="character" w:default="1" w:styleId="DefaultParagraphFont">
     <w:name w:val="Default Paragraph Font"/>
     <w:uiPriority w:val="1"/>
     <w:semiHidden/>
     <w:unhideWhenUsed/>
   </w:style>
-  <w:style w:type="table" w:default="1" w:styleId="Tablanormal">
+  <w:style w:type="table" w:default="1" w:styleId="TableNormal">
     <w:name w:val="Normal Table"/>
     <w:uiPriority w:val="99"/>
     <w:semiHidden/>
@@ -2304,17 +2427,17 @@
       </w:tblCellMar>
     </w:tblPr>
   </w:style>
-  <w:style w:type="numbering" w:default="1" w:styleId="Sinlista">
+  <w:style w:type="numbering" w:default="1" w:styleId="NoList">
     <w:name w:val="No List"/>
     <w:uiPriority w:val="99"/>
     <w:semiHidden/>
     <w:unhideWhenUsed/>
   </w:style>
-  <w:style w:type="paragraph" w:styleId="Ttulo">
+  <w:style w:type="paragraph" w:styleId="Title">
     <w:name w:val="Title"/>
     <w:basedOn w:val="Normal"/>
     <w:next w:val="Normal"/>
-    <w:link w:val="TtuloCar"/>
+    <w:link w:val="TitleChar"/>
     <w:uiPriority w:val="10"/>
     <w:qFormat/>
     <w:rsid w:val="00323655"/>
@@ -2330,10 +2453,10 @@
       <w:szCs w:val="56"/>
     </w:rPr>
   </w:style>
-  <w:style w:type="character" w:customStyle="1" w:styleId="TtuloCar">
-    <w:name w:val="Título Car"/>
-    <w:basedOn w:val="Fuentedeprrafopredeter"/>
-    <w:link w:val="Ttulo"/>
+  <w:style w:type="character" w:customStyle="1" w:styleId="TitleChar">
+    <w:name w:val="Title Char"/>
+    <w:basedOn w:val="DefaultParagraphFont"/>
+    <w:link w:val="Title"/>
     <w:uiPriority w:val="10"/>
     <w:rsid w:val="00323655"/>
     <w:rPr>
@@ -2344,9 +2467,9 @@
       <w:szCs w:val="56"/>
     </w:rPr>
   </w:style>
-  <w:style w:type="table" w:styleId="Tablaconcuadrcula">
+  <w:style w:type="table" w:styleId="TableGrid">
     <w:name w:val="Table Grid"/>
-    <w:basedOn w:val="Tablanormal"/>
+    <w:basedOn w:val="TableNormal"/>
     <w:uiPriority w:val="39"/>
     <w:rsid w:val="00323655"/>
     <w:pPr>
@@ -2363,7 +2486,7 @@
       </w:tblBorders>
     </w:tblPr>
   </w:style>
-  <w:style w:type="paragraph" w:styleId="Prrafodelista">
+  <w:style w:type="paragraph" w:styleId="ListParagraph">
     <w:name w:val="List Paragraph"/>
     <w:basedOn w:val="Normal"/>
     <w:uiPriority w:val="34"/>
@@ -2374,9 +2497,9 @@
       <w:contextualSpacing/>
     </w:pPr>
   </w:style>
-  <w:style w:type="character" w:styleId="Textodelmarcadordeposicin">
+  <w:style w:type="character" w:styleId="PlaceholderText">
     <w:name w:val="Placeholder Text"/>
-    <w:basedOn w:val="Fuentedeprrafopredeter"/>
+    <w:basedOn w:val="DefaultParagraphFont"/>
     <w:uiPriority w:val="99"/>
     <w:semiHidden/>
     <w:rsid w:val="00CA73EF"/>
@@ -2384,10 +2507,10 @@
       <w:color w:val="808080"/>
     </w:rPr>
   </w:style>
-  <w:style w:type="paragraph" w:styleId="Encabezado">
+  <w:style w:type="paragraph" w:styleId="Header">
     <w:name w:val="header"/>
     <w:basedOn w:val="Normal"/>
-    <w:link w:val="EncabezadoCar"/>
+    <w:link w:val="HeaderChar"/>
     <w:uiPriority w:val="99"/>
     <w:unhideWhenUsed/>
     <w:rsid w:val="003D686F"/>
@@ -2399,17 +2522,17 @@
       <w:spacing w:after="0" w:line="240" w:lineRule="auto"/>
     </w:pPr>
   </w:style>
-  <w:style w:type="character" w:customStyle="1" w:styleId="EncabezadoCar">
-    <w:name w:val="Encabezado Car"/>
-    <w:basedOn w:val="Fuentedeprrafopredeter"/>
-    <w:link w:val="Encabezado"/>
+  <w:style w:type="character" w:customStyle="1" w:styleId="HeaderChar">
+    <w:name w:val="Header Char"/>
+    <w:basedOn w:val="DefaultParagraphFont"/>
+    <w:link w:val="Header"/>
     <w:uiPriority w:val="99"/>
     <w:rsid w:val="003D686F"/>
   </w:style>
-  <w:style w:type="paragraph" w:styleId="Piedepgina">
+  <w:style w:type="paragraph" w:styleId="Footer">
     <w:name w:val="footer"/>
     <w:basedOn w:val="Normal"/>
-    <w:link w:val="PiedepginaCar"/>
+    <w:link w:val="FooterChar"/>
     <w:uiPriority w:val="99"/>
     <w:unhideWhenUsed/>
     <w:rsid w:val="003D686F"/>
@@ -2421,10 +2544,10 @@
       <w:spacing w:after="0" w:line="240" w:lineRule="auto"/>
     </w:pPr>
   </w:style>
-  <w:style w:type="character" w:customStyle="1" w:styleId="PiedepginaCar">
-    <w:name w:val="Pie de página Car"/>
-    <w:basedOn w:val="Fuentedeprrafopredeter"/>
-    <w:link w:val="Piedepgina"/>
+  <w:style w:type="character" w:customStyle="1" w:styleId="FooterChar">
+    <w:name w:val="Footer Char"/>
+    <w:basedOn w:val="DefaultParagraphFont"/>
+    <w:link w:val="Footer"/>
     <w:uiPriority w:val="99"/>
     <w:rsid w:val="003D686F"/>
   </w:style>
